--- a/testakten/erbstreit-krypto-multisig-edelmann-stuttgart/20_klageschriftkern_pflichtteilsergaenzung.docx
+++ b/testakten/erbstreit-krypto-multisig-edelmann-stuttgart/20_klageschriftkern_pflichtteilsergaenzung.docx
@@ -66,7 +66,7 @@
         <w:t>Zuständiges Gericht:</w:t>
       </w:r>
       <w:r>
-        <w:t xml:space="preserve"> LG Stuttgart (Streitwert &gt; 5.000 EUR, § 23 Nr. 1 GVG e contrario; Zuständigkeit Stuttgart nach § 27 ZPO: letzter Wohnsitz Erblasser Stuttgart)</w:t>
+        <w:t xml:space="preserve"> LG Stuttgart (Streitwert &gt; 5.000 EUR, Paragraf 23 Nr. 1 GVG e contrario; Zuständigkeit Stuttgart nach Paragraf 27 ZPO: letzter Wohnsitz Erblasser Stuttgart)</w:t>
       </w:r>
     </w:p>
     <w:p>
@@ -234,7 +234,7 @@
         <w:pStyle w:val="ListNumber"/>
       </w:pPr>
       <w:r>
-        <w:t>Den Beklagten zu verurteilen, der Klägerin über den Bestand der Schenkungen, die der Erblasser Prof. Dr. Reinhard Edelmann (verst. 12.03.2025) dem Beklagten in den letzten zehn Jahren vor dem Erbfall gemacht hat, vollständig und richtig Auskunft zu erteilen, insbesondere durch Vorlage der Kontoauszüge des Beklagten, der Transaktionsnachweise für alle Kryptowährungs-Transaktionen und einer eidesstattlichen Versicherung nach § 260 Abs. 2 BGB;</w:t>
+        <w:t>Den Beklagten zu verurteilen, der Klägerin über den Bestand der Schenkungen, die der Erblasser Prof. Dr. Reinhard Edelmann (verst. 12.03.2025) dem Beklagten in den letzten zehn Jahren vor dem Erbfall gemacht hat, vollständig und richtig Auskunft zu erteilen, insbesondere durch Vorlage der Kontoauszüge des Beklagten, der Transaktionsnachweise für alle Kryptowährungs-Transaktionen und einer eidesstattlichen Versicherung nach Paragraf 260 Abs. 2 BGB;</w:t>
       </w:r>
     </w:p>
     <w:p>
@@ -289,7 +289,7 @@
         <w:jc w:val="left"/>
       </w:pPr>
       <w:r>
-        <w:t>Der Beklagte hat am 29.04.2025 beim Nachlassgericht Stuttgart die Erbschaft ausgeschlagen. Die Wirksamkeit dieser Ausschlagung ist streitig (Fristversäumnis, → dazu unter III. 1.). Selbst wenn die Ausschlagung wirksam ist, bleibt der Beklagte nach § 2303 BGB pflichtteilsberechtigt und nach § 2329 BGB als Beschenkter haftbar.</w:t>
+        <w:t>Der Beklagte hat am 29.04.2025 beim Nachlassgericht Stuttgart die Erbschaft ausgeschlagen. Die Wirksamkeit dieser Ausschlagung ist streitig (Fristversäumnis, → dazu unter III. 1.). Selbst wenn die Ausschlagung wirksam ist, bleibt der Beklagte nach Paragraf 2303 BGB pflichtteilsberechtigt und nach Paragraf 2329 BGB als Beschenkter haftbar.</w:t>
       </w:r>
     </w:p>
     <w:p>
@@ -608,7 +608,7 @@
         <w:jc w:val="left"/>
       </w:pPr>
       <w:r>
-        <w:t>Die Ausschlagungserklärung des Beklagten vom 29.04.2025 ist nach vorläufiger Einschätzung der Klägerin verfristet (§ 1944 BGB). Die Sechswochenfrist begann spätestens mit dem 14.03.2025 (Kenntnis des Beklagten vom Erbfall); Fristende war 25.04.2025. Der Beklagte hat am 29.04.2025 ausgeschlagen. Die Ausschlagung ist damit unwirksam. Der Beklagte ist Erbe geblieben und kann auf Pflichtteilsergänzung in Anspruch genommen werden (§§ 2325 ff. BGB iVm seiner Erbenstellung).</w:t>
+        <w:t>Die Ausschlagungserklärung des Beklagten vom 29.04.2025 ist nach vorläufiger Einschätzung der Klägerin verfristet (Paragraf 1944 BGB). Die Sechswochenfrist begann spätestens mit dem 14.03.2025 (Kenntnis des Beklagten vom Erbfall); Fristende war 25.04.2025. Der Beklagte hat am 29.04.2025 ausgeschlagen. Die Ausschlagung ist damit unwirksam. Der Beklagte ist Erbe geblieben und kann auf Pflichtteilsergänzung in Anspruch genommen werden (Paragrafen 2325 ff. BGB iVm seiner Erbenstellung).</w:t>
       </w:r>
     </w:p>
     <w:p>
@@ -619,7 +619,7 @@
         <w:rPr>
           <w:b/>
         </w:rPr>
-        <w:t>2. Pflichtteilsergänzungsanspruch nach § 2325 BGB</w:t>
+        <w:t>2. Pflichtteilsergänzungsanspruch nach Paragraf 2325 BGB</w:t>
       </w:r>
     </w:p>
     <w:p>
@@ -627,7 +627,7 @@
         <w:jc w:val="left"/>
       </w:pPr>
       <w:r>
-        <w:t>Selbst wenn die Ausschlagung wirksam wäre, haftet der Beklagte als Beschenkter nach § 2329 BGB: Der Pflichtteilsergänzungsberechtigte kann, soweit die Ergänzung aus dem Nachlass nicht erlangt werden kann, vom Beschenkten die Herausgabe des Geschenks zum Zwecke der Befriedigung verlangen.</w:t>
+        <w:t>Selbst wenn die Ausschlagung wirksam wäre, haftet der Beklagte als Beschenkter nach Paragraf 2329 BGB: Der Pflichtteilsergänzungsberechtigte kann, soweit die Ergänzung aus dem Nachlass nicht erlangt werden kann, vom Beschenkten die Herausgabe des Geschenks zum Zwecke der Befriedigung verlangen.</w:t>
       </w:r>
     </w:p>
     <w:p>
@@ -638,7 +638,7 @@
         <w:rPr>
           <w:b/>
         </w:rPr>
-        <w:t>3. Auskunftsanspruch (§ 2314 BGB analog, § 242 BGB)</w:t>
+        <w:t>3. Auskunftsanspruch (Paragraf 2314 BGB analog, Paragraf 242 BGB)</w:t>
       </w:r>
     </w:p>
     <w:p>
@@ -646,7 +646,7 @@
         <w:jc w:val="left"/>
       </w:pPr>
       <w:r>
-        <w:t>Der Pflichtteilsberechtigte hat gegen den Erben und — bei § 2329 BGB — gegen den Beschenkten einen Auskunftsanspruch über die Höhe der Zuwendungen (§ 2314 BGB analog; BGH 10.01.2018 IV ZR 262/16). Die Klägerin hat noch keinen vollständigen Überblick über alle Schenkungen des Erblassers an den Beklagten; der Auskunftsanspruch geht daher dem Zahlungsanspruch voraus (Stufenklage, § 254 ZPO).</w:t>
+        <w:t>Der Pflichtteilsberechtigte hat gegen den Erben und — bei Paragraf 2329 BGB — gegen den Beschenkten einen Auskunftsanspruch über die Höhe der Zuwendungen (Paragraf 2314 BGB analog; BGH 10.01.2018 IV ZR 262/16). Die Klägerin hat noch keinen vollständigen Überblick über alle Schenkungen des Erblassers an den Beklagten; der Auskunftsanspruch geht daher dem Zahlungsanspruch voraus (Stufenklage, Paragraf 254 ZPO).</w:t>
       </w:r>
     </w:p>
     <w:p/>
@@ -706,7 +706,7 @@
         <w:pStyle w:val="ListBullet"/>
       </w:pPr>
       <w:r>
-        <w:t>Zeuge Constantin Edelmann selbst (Parteibefragung nach § 448 ZPO)</w:t>
+        <w:t>Zeuge Constantin Edelmann selbst (Parteibefragung nach Paragraf 448 ZPO)</w:t>
       </w:r>
     </w:p>
     <w:p/>
